--- a/docs/Panduan_Pengguna_Ruang_Tumbuh_Konselor.docx
+++ b/docs/Panduan_Pengguna_Ruang_Tumbuh_Konselor.docx
@@ -37,7 +37,7 @@
           <w:color w:val="475569"/>
           <w:sz w:val="24"/>
         </w:rPr>
-        <w:t>Platform Pendampingan Psikologis &amp; Layanan Konseling Online Remaja</w:t>
+        <w:t>Platform Konseling Online, Skrining Resiliensi, &amp; Peringatan Krisis Remaja</w:t>
       </w:r>
     </w:p>
     <w:tbl>
@@ -230,7 +230,7 @@
                 <w:color w:val="1E293B"/>
                 <w:sz w:val="17"/>
               </w:rPr>
-              <w:t>Modul Layanan Konseling &amp; Pemantauan Konseli (Konselor)</w:t>
+              <w:t>Modul Layanan Konseling Klinis &amp; Pemantauan Binaan (Konselor)</w:t>
             </w:r>
           </w:p>
         </w:tc>
@@ -356,7 +356,7 @@
           <w:color w:val="334155"/>
           <w:sz w:val="19"/>
         </w:rPr>
-        <w:t>Dokumen ini menyajikan panduan lengkap bagi Konselor Ruang Tumbuh dalam memberikan pendampingan bimbingan dan konseling kepada siswa (konseli). Modul ini mencakup ruang kerja konseling interaktif, telekonseling video (Google Meet / Zoom), pemantauan skor asesmen resiliensi, pemeriksaan refleksi budaya, serta pencatatan evaluasi sesi.</w:t>
+        <w:t>Dokumen ini menyajikan panduan komprehensif bagi Konselor Ruang Tumbuh. Melalui pembaruan sistem terkini, modul Konselor dilengkapi fitur skrining klinis mutakhir berbasis instrumen Psychological Well-Being Carol D. Ryff (25 butir) dan Skala Deteksi Ide Bunuh Diri (12 butir), indikator peringatan krisis otomatis, manajemen sesi konseling daring (live chat &amp; Google Meet/Zoom), serta lembar analisis komparasi dimensi psikologis.</w:t>
       </w:r>
     </w:p>
     <w:tbl>
@@ -593,7 +593,7 @@
                 <w:color w:val="1E293B"/>
                 <w:sz w:val="17"/>
               </w:rPr>
-              <w:t>Dashboard Binaan, Live Chat, Video Meet, Skor Asesmen, &amp; Evaluasi</w:t>
+              <w:t>Peringatan Krisis, Skrining Prioritas, Live Chat, Telekonseling, &amp; Evaluasi</w:t>
             </w:r>
           </w:p>
         </w:tc>
@@ -670,7 +670,7 @@
           <w:color w:val="334155"/>
           <w:sz w:val="19"/>
         </w:rPr>
-        <w:t>Peran Konselor dalam platform Ruang Tumbuh adalah sebagai fasilitator pertumbuhan psikologis siswa. Melalui sistem ini, Konselor dapat memonitor kondisi kesejahteraan mental siswa binaannya secara terstruktur, memberikan intervensi solusi singkat (SFBC), dan mendeteksi sedini mungkin potensi risiko psikologis.</w:t>
+        <w:t>Dalam platform Ruang Tumbuh, Konselor berperan sebagai garda terdepan dalam menjaga keselamatan dan menumbuhkan daya lenting (resiliensi) remaja. Sistem secara otomatis menganalisis jawaban asesmen siswa dan memetakan tingkat risiko agar konselor dapat segera memberikan respon yang tepat dan proporsional.</w:t>
       </w:r>
     </w:p>
     <w:p>
@@ -682,17 +682,19 @@
           <w:color w:val="334155"/>
           <w:sz w:val="19"/>
         </w:rPr>
-        <w:t>Fitur-fitur utama bagi Konselor:</w:t>
+        <w:t>Fitur-fitur unggulan modul Konselor terkini:</w:t>
         <w:br/>
-        <w:t>1. Pemantauan Konseli Binaan: Mengetahui siswa mana saja yang telah memilih Anda sebagai konselor pendamping.</w:t>
+        <w:t>1. 4 Kartu Statistik Cepat: Memantau Total Konseli Terdaftar, Jadwal Sesi Aktif, Peringatan Krisis (Merah), dan Prioritas Skrining (Kuning &lt;= 80).</w:t>
         <w:br/>
-        <w:t>2. Rekam Jejak Asesmen: Memeriksa skor hasil pre-test dan post-test resiliensi serta indikator risiko siswa, lengkap dengan fitur unduh PDF resmi.</w:t>
+        <w:t>2. Badge Peringatan Otomatis: Memberi tanda '⚠ Krisis' (merah mencolok) jika skor Ide Bunuh Diri &gt;= 41 atau butir inti bernilai tinggi, serta badge 'Prioritas (&lt;= 80)' jika kesejahteraan psikologis rendah.</w:t>
         <w:br/>
-        <w:t>3. Layanan Chat Konseling: Berkomunikasi secara privat, empatik, dan aman melalui ruang obrolan langsung.</w:t>
+        <w:t>3. Kolom Skor Terpisah: Menampilkan skor 'WB: {skor}/125' dan 'Ide: {skor}/60' secara transparan pada tabel daftar binaan.</w:t>
         <w:br/>
-        <w:t>4. Penjadwalan Temu Virtual: Menyepakati waktu tatap muka virtual dan menyematkan tautan Google Meet / Zoom.</w:t>
+        <w:t>4. Analisis Mendalam 6 Dimensi Well-Being &amp; 4 Aspek Ide Bunuh Diri: Disertai norma empiris, titik potong skrining, dan protokol tindakan darurat klinis.</w:t>
         <w:br/>
-        <w:t>5. Evaluasi &amp; Rekomendasi Sesi: Memberikan catatan kemajuan konseli dan tindak lanjut pasca sesi konseling.</w:t>
+        <w:t>5. Ruang Sesi &amp; Live Chat: Berbalas pesan langsung dan mengatur jadwal pertemuan tatap muka virtual (Google Meet / Zoom).</w:t>
+        <w:br/>
+        <w:t>6. Laporan PDF Resmi: Mengunduh arsip asesmen siswa dalam format dokumen cetak resmi.</w:t>
       </w:r>
     </w:p>
     <w:p>
@@ -810,7 +812,7 @@
                 <w:color w:val="1E293B"/>
                 <w:sz w:val="17"/>
               </w:rPr>
-              <w:t>Akun aktif ber-role 'konselor' yang telah didaftarkan oleh Administrator.</w:t>
+              <w:t>Akun aktif dengan role 'konselor' (didaftarkan oleh Administrator).</w:t>
             </w:r>
           </w:p>
         </w:tc>
@@ -854,7 +856,7 @@
                 <w:color w:val="1E293B"/>
                 <w:sz w:val="17"/>
               </w:rPr>
-              <w:t>Laptop, PC, atau Tablet yang dilengkapi kamera depan (webcam) dan mikrofon.</w:t>
+              <w:t>Laptop atau PC yang dilengkapi mikrofon dan kamera (webcam).</w:t>
             </w:r>
           </w:p>
         </w:tc>
@@ -898,7 +900,7 @@
                 <w:color w:val="1E293B"/>
                 <w:sz w:val="17"/>
               </w:rPr>
-              <w:t>Google Chrome, Microsoft Edge, atau browser modern versi terkini.</w:t>
+              <w:t>Google Chrome atau Microsoft Edge versi terkini.</w:t>
             </w:r>
           </w:p>
         </w:tc>
@@ -942,7 +944,7 @@
                 <w:color w:val="1E293B"/>
                 <w:sz w:val="17"/>
               </w:rPr>
-              <w:t>Koneksi stabil minimal 5 Mbps (sangat disarankan untuk kelancaran video call).</w:t>
+              <w:t>Minimal 5 Mbps stabil untuk mendukung telekonseling video tanpa hambatan.</w:t>
             </w:r>
           </w:p>
         </w:tc>
@@ -965,7 +967,7 @@
                 <w:color w:val="1E293B"/>
                 <w:sz w:val="17"/>
               </w:rPr>
-              <w:t>Platform Telekonseling</w:t>
+              <w:t>Platform Eksternal</w:t>
             </w:r>
           </w:p>
         </w:tc>
@@ -986,7 +988,7 @@
                 <w:color w:val="1E293B"/>
                 <w:sz w:val="17"/>
               </w:rPr>
-              <w:t>Akun Google (untuk Google Meet) atau Zoom Meeting.</w:t>
+              <w:t>Akun Google untuk penyelenggaraan Google Meet / Zoom.</w:t>
             </w:r>
           </w:p>
         </w:tc>
@@ -1032,15 +1034,7 @@
           <w:color w:val="334155"/>
           <w:sz w:val="19"/>
         </w:rPr>
-        <w:t>Langkah masuk ke sistem:</w:t>
-        <w:br/>
-        <w:t>1. Buka browser dan kunjungi https://ruangtumbuh.appocket.id/login</w:t>
-        <w:br/>
-        <w:t>2. Masukkan alamat email institusi / username konselor yang telah terdaftar.</w:t>
-        <w:br/>
-        <w:t>3. Masukkan password akun Konselor Anda.</w:t>
-        <w:br/>
-        <w:t>4. Klik tombol 'Log in'. Sistem langsung mengarahkan Anda ke Dashboard Konselor.</w:t>
+        <w:t>Kunjungi https://ruangtumbuh.appocket.id/login, masukkan email/username konselor dan kata sandi, lalu klik tombol 'Log in'.</w:t>
       </w:r>
     </w:p>
     <w:p>
@@ -1107,7 +1101,7 @@
           <w:color w:val="1E3A8A"/>
           <w:sz w:val="23"/>
         </w:rPr>
-        <w:t>4.2 Memahami Dashboard Konselor &amp; Daftar Siswa Binaan</w:t>
+        <w:t>4.2 Dashboard Konselor: Monitoring Skrining &amp; Peringatan Krisis</w:t>
       </w:r>
     </w:p>
     <w:p>
@@ -1119,7 +1113,7 @@
           <w:color w:val="334155"/>
           <w:sz w:val="19"/>
         </w:rPr>
-        <w:t>Setelah login berhasil, Anda akan disambut oleh Dashboard Konselor (/konselor). Halaman ini menampilkan sambutan personal, panduan ringkas alur kerja konseling, serta tabel daftar seluruh siswa yang telah memilih Anda sebagai konselor pendamping.</w:t>
+        <w:t>Dashboard Konselor (/konselor) kini dilengkapi 4 kartu statistik cerdas di bagian atas dan tabel daftar siswa binaan dengan indikator peringatan visual:</w:t>
       </w:r>
     </w:p>
     <w:p>
@@ -1173,7 +1167,7 @@
           <w:color w:val="64748B"/>
           <w:sz w:val="17"/>
         </w:rPr>
-        <w:t>Gambar 2.2: Tampilan Dashboard Konselor &amp; Daftar Konseli Binaan</w:t>
+        <w:t>Gambar 2.2: Tampilan Baru Dashboard Konselor dengan Peringatan Krisis &amp; Skrining</w:t>
       </w:r>
     </w:p>
     <w:tbl>
@@ -1209,7 +1203,7 @@
                 <w:color w:val="FFFFFF"/>
                 <w:sz w:val="18"/>
               </w:rPr>
-              <w:t>Tombol / Kolom</w:t>
+              <w:t>Elemen Antarmuka</w:t>
             </w:r>
           </w:p>
         </w:tc>
@@ -1234,7 +1228,7 @@
                 <w:color w:val="FFFFFF"/>
                 <w:sz w:val="18"/>
               </w:rPr>
-              <w:t>Keterangan Fungsi</w:t>
+              <w:t>Keterangan Klinis &amp; Fungsi</w:t>
             </w:r>
           </w:p>
         </w:tc>
@@ -1257,7 +1251,7 @@
                 <w:color w:val="1E293B"/>
                 <w:sz w:val="17"/>
               </w:rPr>
-              <w:t>Nama Siswa &amp; Sekolah</w:t>
+              <w:t>Kartu Peringatan Krisis (Merah)</w:t>
             </w:r>
           </w:p>
         </w:tc>
@@ -1278,7 +1272,7 @@
                 <w:color w:val="1E293B"/>
                 <w:sz w:val="17"/>
               </w:rPr>
-              <w:t>Menampilkan identitas siswa binaan, kelas, dan asal sekolah.</w:t>
+              <w:t>Jumlah siswa yang membutuhkan penanganan segera di hari yang sama (Skor Ide &gt;= 41 atau butir inti frekuensi tinggi).</w:t>
             </w:r>
           </w:p>
         </w:tc>
@@ -1301,7 +1295,7 @@
                 <w:color w:val="1E293B"/>
                 <w:sz w:val="17"/>
               </w:rPr>
-              <w:t>Hasil Asesmen</w:t>
+              <w:t>Kartu Prioritas Skrining (Kuning)</w:t>
             </w:r>
           </w:p>
         </w:tc>
@@ -1322,7 +1316,7 @@
                 <w:color w:val="1E293B"/>
                 <w:sz w:val="17"/>
               </w:rPr>
-              <w:t>Membuka halaman pemantauan skor Wellbeing dan deteksi risiko siswa.</w:t>
+              <w:t>Jumlah siswa dengan skor Well-Being &lt;= 80 (skala 125) yang masuk prioritas pencegahan selektif.</w:t>
             </w:r>
           </w:p>
         </w:tc>
@@ -1345,7 +1339,7 @@
                 <w:color w:val="1E293B"/>
                 <w:sz w:val="17"/>
               </w:rPr>
-              <w:t>Jawaban Self-Help</w:t>
+              <w:t>Kolom Skor Awal &amp; Skor Akhir</w:t>
             </w:r>
           </w:p>
         </w:tc>
@@ -1366,7 +1360,7 @@
                 <w:color w:val="1E293B"/>
                 <w:sz w:val="17"/>
               </w:rPr>
-              <w:t>Melihat hasil refleksi pengerjaan modul kearifan lokal oleh siswa.</w:t>
+              <w:t>Menampilkan skor ganda: 'WB: {skor}/125' dan 'Ide: {skor}/60'.</w:t>
             </w:r>
           </w:p>
         </w:tc>
@@ -1389,7 +1383,7 @@
                 <w:color w:val="1E293B"/>
                 <w:sz w:val="17"/>
               </w:rPr>
-              <w:t>Ruang Sesi Konseling</w:t>
+              <w:t>Badge ⚠ Krisis &amp; Prioritas</w:t>
             </w:r>
           </w:p>
         </w:tc>
@@ -1410,7 +1404,95 @@
                 <w:color w:val="1E293B"/>
                 <w:sz w:val="17"/>
               </w:rPr>
-              <w:t>Membuka ruang komunikasi chat, jadwal temu, dan evaluasi konseling.</w:t>
+              <w:t>Badge warna mencolok untuk memudahkan konselor menentukan urutan prioritas penanganan siswa.</w:t>
+            </w:r>
+          </w:p>
+        </w:tc>
+      </w:tr>
+      <w:tr>
+        <w:tc>
+          <w:tcPr>
+            <w:tcW w:type="dxa" w:w="3168"/>
+            <w:shd w:fill="FFFFFF"/>
+            <w:tcMar>
+              <w:top w:w="90" w:type="dxa"/>
+              <w:bottom w:w="90" w:type="dxa"/>
+              <w:left w:w="120" w:type="dxa"/>
+              <w:right w:w="120" w:type="dxa"/>
+            </w:tcMar>
+          </w:tcPr>
+          <w:p>
+            <w:r>
+              <w:rPr>
+                <w:color w:val="1E293B"/>
+                <w:sz w:val="17"/>
+              </w:rPr>
+              <w:t>Tombol 'Sesi &amp; Chat'</w:t>
+            </w:r>
+          </w:p>
+        </w:tc>
+        <w:tc>
+          <w:tcPr>
+            <w:tcW w:type="dxa" w:w="6048"/>
+            <w:shd w:fill="FFFFFF"/>
+            <w:tcMar>
+              <w:top w:w="90" w:type="dxa"/>
+              <w:bottom w:w="90" w:type="dxa"/>
+              <w:left w:w="120" w:type="dxa"/>
+              <w:right w:w="120" w:type="dxa"/>
+            </w:tcMar>
+          </w:tcPr>
+          <w:p>
+            <w:r>
+              <w:rPr>
+                <w:color w:val="1E293B"/>
+                <w:sz w:val="17"/>
+              </w:rPr>
+              <w:t>Membuka ruang komunikasi dan manajemen sesi konseling online.</w:t>
+            </w:r>
+          </w:p>
+        </w:tc>
+      </w:tr>
+      <w:tr>
+        <w:tc>
+          <w:tcPr>
+            <w:tcW w:type="dxa" w:w="3168"/>
+            <w:shd w:fill="F8FAFC"/>
+            <w:tcMar>
+              <w:top w:w="90" w:type="dxa"/>
+              <w:bottom w:w="90" w:type="dxa"/>
+              <w:left w:w="120" w:type="dxa"/>
+              <w:right w:w="120" w:type="dxa"/>
+            </w:tcMar>
+          </w:tcPr>
+          <w:p>
+            <w:r>
+              <w:rPr>
+                <w:color w:val="1E293B"/>
+                <w:sz w:val="17"/>
+              </w:rPr>
+              <w:t>Tombol 'Hasil Asesmen &amp; PDF'</w:t>
+            </w:r>
+          </w:p>
+        </w:tc>
+        <w:tc>
+          <w:tcPr>
+            <w:tcW w:type="dxa" w:w="6048"/>
+            <w:shd w:fill="F8FAFC"/>
+            <w:tcMar>
+              <w:top w:w="90" w:type="dxa"/>
+              <w:bottom w:w="90" w:type="dxa"/>
+              <w:left w:w="120" w:type="dxa"/>
+              <w:right w:w="120" w:type="dxa"/>
+            </w:tcMar>
+          </w:tcPr>
+          <w:p>
+            <w:r>
+              <w:rPr>
+                <w:color w:val="1E293B"/>
+                <w:sz w:val="17"/>
+              </w:rPr>
+              <w:t>Membuka lembar analisis lengkap 6 dimensi psikologis dan unduh laporan PDF.</w:t>
             </w:r>
           </w:p>
         </w:tc>
@@ -1431,7 +1513,7 @@
           <w:color w:val="1E3A8A"/>
           <w:sz w:val="23"/>
         </w:rPr>
-        <w:t>4.3 Mengelola Sesi Konseling, Live Chat, &amp; Jadwal Pertemuan</w:t>
+        <w:t>4.3 Ruang Sesi Konseling: Live Chat &amp; Jadwal Virtual</w:t>
       </w:r>
     </w:p>
     <w:p>
@@ -1443,13 +1525,7 @@
           <w:color w:val="334155"/>
           <w:sz w:val="19"/>
         </w:rPr>
-        <w:t>Klik tombol 'Ruang Sesi Konseling' pada baris siswa yang bersangkutan untuk masuk ke ruang kerja konseling (/konselor/konseli/{id}/session). Di halaman ini Anda dapat:</w:t>
-        <w:br/>
-        <w:t>1. Berbalas pesan instan (Live Chat) dengan siswa secara aman dan tertutup.</w:t>
-        <w:br/>
-        <w:t>2. Menentukan Jadwal Konseling dan memasukkan tautan Google Meet / Zoom agar siswa dapat langsung bergabung pada jam yang ditentukan.</w:t>
-        <w:br/>
-        <w:t>3. Menuliskan catatan Evaluasi Sesi dan Rekomendasi Tindak Lanjut.</w:t>
+        <w:t>Klik tombol 'Sesi &amp; Chat' untuk masuk ke ruang kerja konseling (/konselor/konseli/{id}/session). Header halaman menampilkan identitas siswa, status skor terbaru, serta banner darurat jika siswa terindikasi krisis.</w:t>
       </w:r>
     </w:p>
     <w:p>
@@ -1503,7 +1579,7 @@
           <w:color w:val="64748B"/>
           <w:sz w:val="17"/>
         </w:rPr>
-        <w:t>Gambar 2.3: Ruang Kerja Sesi Konseling Konselor</w:t>
+        <w:t>Gambar 2.3: Ruang Sesi Konseling Konselor Lengkap dengan Chat &amp; Penjadwalan Meet</w:t>
       </w:r>
     </w:p>
     <w:tbl>
@@ -1541,10 +1617,10 @@
             <w:r>
               <w:rPr>
                 <w:b/>
-                <w:color w:val="0284C7"/>
+                <w:color w:val="0D9488"/>
                 <w:sz w:val="19"/>
               </w:rPr>
-              <w:t>💬 TIPS PENJADWALAN KONSULTASI</w:t>
+              <w:t>💡 TIPS PENJADWALAN KONSELI</w:t>
               <w:br/>
             </w:r>
             <w:r>
@@ -1552,7 +1628,7 @@
                 <w:color w:val="334155"/>
                 <w:sz w:val="18"/>
               </w:rPr>
-              <w:t>Pastikan untuk selalu memperbarui status jadwal dan menyematkan link video conference setidaknya 30 menit sebelum sesi konseling dimulai.</w:t>
+              <w:t>Lakukan penetapan jadwal temu dan sematkan link Google Meet setidaknya 1 jam sebelum sesi agar siswa menerima jadwal dengan jelas.</w:t>
             </w:r>
           </w:p>
         </w:tc>
@@ -1573,7 +1649,7 @@
           <w:color w:val="1E3A8A"/>
           <w:sz w:val="23"/>
         </w:rPr>
-        <w:t>4.4 Memantau Hasil Asesmen Psikologis &amp; Unduh Laporan PDF</w:t>
+        <w:t>4.4 Analisis Klinis Asesmen Psikologis &amp; Laporan PDF Resmi</w:t>
       </w:r>
     </w:p>
     <w:p>
@@ -1585,7 +1661,17 @@
           <w:color w:val="334155"/>
           <w:sz w:val="19"/>
         </w:rPr>
-        <w:t>Konselor dapat meninjau hasil tes asesmen siswa melalui menu 'Hasil Asesmen' (/konselor/konseli/{id}/wellbeing). Halaman ini menyajikan skor resiliensi, dimensi resiliensi yang perlu ditingkatkan, serta indikator risiko psikologis.</w:t>
+        <w:t>Klik tombol 'Hasil Asesmen &amp; PDF' (/konselor/konseli/{id}/wellbeing). Halaman ini menyajikan rincian komprehensif:</w:t>
+        <w:br/>
+        <w:t>1. Ringkasan Skor &amp; Titik Potong Skrining: Membandingkan perolehan skor siswa dengan norma populasi (M=91.70, SD=11.93).</w:t>
+        <w:br/>
+        <w:t>2. Analisis 6 Dimensi Well-Being: Menampilkan skor pada dimensi Penerimaan Diri, Relasi Positif, Otonomi, Penguasaan Lingkungan, Tujuan Hidup, dan Pertumbuhan Pribadi.</w:t>
+        <w:br/>
+        <w:t>3. Analisis 4 Aspek Ide Bunuh Diri: Membedah keputusasaan, perasaan menjadi beban, dan pikiran tentang kematian.</w:t>
+        <w:br/>
+        <w:t>4. Protokol Tindakan Klinis: Panduan baku tindakan darurat, safety planning, dan rujukan profesional.</w:t>
+        <w:br/>
+        <w:t>5. Unduh PDF &amp; Reset: Tombol unduh laporan resmi untuk arsip sekolah serta reset asesmen jika diperlukan tes ulang.</w:t>
       </w:r>
     </w:p>
     <w:p>
@@ -1605,11 +1691,11 @@
               <a:graphicData uri="http://schemas.openxmlformats.org/drawingml/2006/picture">
                 <pic:pic>
                   <pic:nvPicPr>
-                    <pic:cNvPr id="0" name="konselor_03_konseli_wellbeing.png"/>
+                    <pic:cNvPr id="0" name="konselor_02_konseli_session.png"/>
                     <pic:cNvPicPr/>
                   </pic:nvPicPr>
                   <pic:blipFill>
-                    <a:blip r:embed="rId14"/>
+                    <a:blip r:embed="rId13"/>
                     <a:stretch>
                       <a:fillRect/>
                     </a:stretch>
@@ -1639,23 +1725,7 @@
           <w:color w:val="64748B"/>
           <w:sz w:val="17"/>
         </w:rPr>
-        <w:t>Gambar 2.4: Lembar Analisis Skor Asesmen Konseli</w:t>
-      </w:r>
-    </w:p>
-    <w:p>
-      <w:pPr>
-        <w:spacing w:after="120" w:line="276" w:lineRule="auto"/>
-      </w:pPr>
-      <w:r>
-        <w:rPr>
-          <w:color w:val="334155"/>
-          <w:sz w:val="19"/>
-        </w:rPr>
-        <w:t>Fitur pada lembar asesmen:</w:t>
-        <w:br/>
-        <w:t>• Unduh Laporan PDF: Klik tombol 'Unduh PDF' untuk menyimpan arsip laporan perkembangan siswa secara resmi.</w:t>
-        <w:br/>
-        <w:t>• Reset Asesmen: Jika siswa mengalami kendala teknis saat mengisi atau membutuhkan tes ulang berkala, konselor dapat mereset instrumen.</w:t>
+        <w:t>Gambar 2.4: Lembar Analisis Klinis Asesmen Well-Being &amp; Ide Bunuh Diri</w:t>
       </w:r>
     </w:p>
     <w:tbl>
@@ -1672,7 +1742,7 @@
         <w:tc>
           <w:tcPr>
             <w:tcW w:type="dxa" w:w="9216"/>
-            <w:shd w:fill="FFF1F2"/>
+            <w:shd w:fill="FEF2F2"/>
             <w:tcMar>
               <w:top w:w="120" w:type="dxa"/>
               <w:bottom w:w="120" w:type="dxa"/>
@@ -1681,7 +1751,7 @@
             </w:tcMar>
             <w:tcBorders>
               <w:top w:val="none"/>
-              <w:left w:val="single" w:sz="24" w:space="0" w:color="E11D48"/>
+              <w:left w:val="single" w:sz="24" w:space="0" w:color="DC2626"/>
               <w:bottom w:val="none"/>
               <w:right w:val="none"/>
             </w:tcBorders>
@@ -1693,10 +1763,10 @@
             <w:r>
               <w:rPr>
                 <w:b/>
-                <w:color w:val="0284C7"/>
+                <w:color w:val="B91C1C"/>
                 <w:sz w:val="19"/>
               </w:rPr>
-              <w:t>🚨 PERINGATAN RISIKO PSIKOLOGIS</w:t>
+              <w:t>🚨 PROTOKOL TINDAKAN KRISIS</w:t>
               <w:br/>
             </w:r>
             <w:r>
@@ -1704,7 +1774,7 @@
                 <w:color w:val="334155"/>
                 <w:sz w:val="18"/>
               </w:rPr>
-              <w:t>Jika terdeteksi indikator risiko tinggi pada asesmen siswa, segera lakukan kontak prioritas melalui live chat atau hubungi pihak sekolah/wali untuk pendampingan intensif.</w:t>
+              <w:t>Jika siswa memiliki indikator '⚠ Krisis', segera lakukan kontak di hari yang sama, libatkan wali kelas/orang tua, dan susun rencana keselamatan (safety plan).</w:t>
             </w:r>
           </w:p>
         </w:tc>
@@ -1725,7 +1795,7 @@
           <w:color w:val="1E3A8A"/>
           <w:sz w:val="23"/>
         </w:rPr>
-        <w:t>4.5 Memeriksa Jawaban Modul Self-Help Budaya Nusantara</w:t>
+        <w:t>4.5 Memeriksa Jawaban Refleksi Budaya Konseli</w:t>
       </w:r>
     </w:p>
     <w:p>
@@ -1737,7 +1807,7 @@
           <w:color w:val="334155"/>
           <w:sz w:val="19"/>
         </w:rPr>
-        <w:t>Siswa dibekali latihan reflektif mandiri melalui kearifan budaya Nusantara. Konselor dapat membaca respons narasi siswa melalui tombol 'Jawaban Self-Help' (/konselor/konseli/{id}/self-help). Informasi ini sangat berguna sebagai bahan eksplorasi saat sesi konseling tatap muka.</w:t>
+        <w:t>Melalui tombol 'Jawaban Self-Help' (/konselor/konseli/{id}/self-help), konselor dapat meninjau narasi reflektif siswa terhadap modul kearifan lokal yang telah dikerjakannya sebagai bahan eksplorasi solusi singkat (SFBC).</w:t>
       </w:r>
     </w:p>
     <w:p>
@@ -1757,11 +1827,11 @@
               <a:graphicData uri="http://schemas.openxmlformats.org/drawingml/2006/picture">
                 <pic:pic>
                   <pic:nvPicPr>
-                    <pic:cNvPr id="0" name="konselor_04_konseli_selfhelp.png"/>
+                    <pic:cNvPr id="0" name="konselor_02_konseli_session.png"/>
                     <pic:cNvPicPr/>
                   </pic:nvPicPr>
                   <pic:blipFill>
-                    <a:blip r:embed="rId15"/>
+                    <a:blip r:embed="rId13"/>
                     <a:stretch>
                       <a:fillRect/>
                     </a:stretch>
@@ -1791,7 +1861,7 @@
           <w:color w:val="64748B"/>
           <w:sz w:val="17"/>
         </w:rPr>
-        <w:t>Gambar 2.5: Pemantauan Lembar Refleksi Mandiri Budaya Konseli</w:t>
+        <w:t>Gambar 2.5: Pemantauan Lembar Refleksi Mandiri Budaya Siswa</w:t>
       </w:r>
     </w:p>
     <w:sectPr>
